--- a/export/pieces/audit-sources.docx
+++ b/export/pieces/audit-sources.docx
@@ -34,6 +34,135 @@
       </w:pPr>
       <w:r>
         <w:t>Audit anti-hallucination du dossier chiens-paris</w:t>
+      </w:r>
+    </w:p>
+    <w:p>
+      <w:pPr>
+        <w:pStyle w:val="Heading2"/>
+      </w:pPr>
+      <w:r>
+        <w:t>Sommaire</w:t>
+      </w:r>
+    </w:p>
+    <w:p>
+      <w:pPr>
+        <w:pStyle w:val="ListBullet"/>
+      </w:pPr>
+      <w:r>
+        <w:rPr>
+          <w:b w:val="0"/>
+        </w:rPr>
+        <w:t>1. Ce qui était faux, et qui a été corrigé dans les documents</w:t>
+      </w:r>
+    </w:p>
+    <w:p>
+      <w:pPr>
+        <w:pStyle w:val="ListBullet"/>
+      </w:pPr>
+      <w:r>
+        <w:rPr>
+          <w:b w:val="0"/>
+        </w:rPr>
+        <w:t>2. Ce que j'avais signalé à tort au premier passage</w:t>
+      </w:r>
+    </w:p>
+    <w:p>
+      <w:pPr>
+        <w:pStyle w:val="ListBullet"/>
+      </w:pPr>
+      <w:r>
+        <w:rPr>
+          <w:b w:val="0"/>
+        </w:rPr>
+        <w:t>3. Affirmations confirmées, avec la source qui les porte</w:t>
+      </w:r>
+    </w:p>
+    <w:p>
+      <w:pPr>
+        <w:pStyle w:val="ListBullet2"/>
+      </w:pPr>
+      <w:r>
+        <w:rPr>
+          <w:b w:val="0"/>
+        </w:rPr>
+        <w:t>Paris</w:t>
+      </w:r>
+    </w:p>
+    <w:p>
+      <w:pPr>
+        <w:pStyle w:val="ListBullet2"/>
+      </w:pPr>
+      <w:r>
+        <w:rPr>
+          <w:b w:val="0"/>
+        </w:rPr>
+        <w:t>Saint-Omer</w:t>
+      </w:r>
+    </w:p>
+    <w:p>
+      <w:pPr>
+        <w:pStyle w:val="ListBullet2"/>
+      </w:pPr>
+      <w:r>
+        <w:rPr>
+          <w:b w:val="0"/>
+        </w:rPr>
+        <w:t>Béziers et jurisprudence</w:t>
+      </w:r>
+    </w:p>
+    <w:p>
+      <w:pPr>
+        <w:pStyle w:val="ListBullet2"/>
+      </w:pPr>
+      <w:r>
+        <w:rPr>
+          <w:b w:val="0"/>
+        </w:rPr>
+        <w:t>ADN, transports, permis canins</w:t>
+      </w:r>
+    </w:p>
+    <w:p>
+      <w:pPr>
+        <w:pStyle w:val="ListBullet2"/>
+      </w:pPr>
+      <w:r>
+        <w:rPr>
+          <w:b w:val="0"/>
+        </w:rPr>
+        <w:t>Partenariats, assurance, mécénat, bailleurs</w:t>
+      </w:r>
+    </w:p>
+    <w:p>
+      <w:pPr>
+        <w:pStyle w:val="ListBullet2"/>
+      </w:pPr>
+      <w:r>
+        <w:rPr>
+          <w:b w:val="0"/>
+        </w:rPr>
+        <w:t>Divers</w:t>
+      </w:r>
+    </w:p>
+    <w:p>
+      <w:pPr>
+        <w:pStyle w:val="ListBullet"/>
+      </w:pPr>
+      <w:r>
+        <w:rPr>
+          <w:b w:val="0"/>
+        </w:rPr>
+        <w:t>4. Ce qui reste incertain, à assumer tel quel</w:t>
+      </w:r>
+    </w:p>
+    <w:p>
+      <w:pPr>
+        <w:pStyle w:val="ListBullet"/>
+      </w:pPr>
+      <w:r>
+        <w:rPr>
+          <w:b w:val="0"/>
+        </w:rPr>
+        <w:t>5. Corrections appliquées aux fichiers</w:t>
       </w:r>
     </w:p>
     <w:p>

--- a/export/pieces/audit-sources.docx
+++ b/export/pieces/audit-sources.docx
@@ -163,6 +163,17 @@
           <w:b w:val="0"/>
         </w:rPr>
         <w:t>5. Corrections appliquées aux fichiers</w:t>
+      </w:r>
+    </w:p>
+    <w:p>
+      <w:pPr>
+        <w:pStyle w:val="ListBullet"/>
+      </w:pPr>
+      <w:r>
+        <w:rPr>
+          <w:b w:val="0"/>
+        </w:rPr>
+        <w:t>6. Ajouts postérieurs à l'audit</w:t>
       </w:r>
     </w:p>
     <w:p>
@@ -2644,6 +2655,104 @@
         <w:t>ADN-COUTS-FAISABILITE.md : -85 % attribué à la mairie.</w:t>
       </w:r>
     </w:p>
+    <w:p>
+      <w:pPr>
+        <w:pStyle w:val="Heading2"/>
+      </w:pPr>
+      <w:r>
+        <w:t>6. Ajouts postérieurs à l'audit</w:t>
+      </w:r>
+    </w:p>
+    <w:p>
+      <w:r>
+        <w:t>Le volet communication, presse et réseaux (</w:t>
+      </w:r>
+      <w:r>
+        <w:rPr>
+          <w:rFonts w:ascii="Consolas" w:hAnsi="Consolas"/>
+          <w:sz w:val="20"/>
+        </w:rPr>
+        <w:t>PITCH-COM-PRESSE-RESEAUX.md</w:t>
+      </w:r>
+      <w:r>
+        <w:t>) a été ajouté après la passe de vérification. Les affirmations qu'il introduit ont été vérifiées à part :</w:t>
+      </w:r>
+    </w:p>
+    <w:p>
+      <w:pPr>
+        <w:pStyle w:val="ListNumber"/>
+      </w:pPr>
+      <w:r>
+        <w:rPr>
+          <w:b/>
+        </w:rPr>
+        <w:t>Les 45 espaces canins réunis font un peu moins d'un cinquième du parc Monceau.</w:t>
+      </w:r>
+      <w:r>
+        <w:t xml:space="preserve"> </w:t>
+      </w:r>
+      <w:r>
+        <w:rPr>
+          <w:rFonts w:ascii="Consolas" w:hAnsi="Consolas"/>
+          <w:sz w:val="20"/>
+        </w:rPr>
+        <w:t>confirmé</w:t>
+      </w:r>
+      <w:r>
+        <w:t xml:space="preserve"> : le dossier retient ~15 000 m² d'espaces canins [E], le parc Monceau mesure 8,25 ha, soit 82 500 m². Le rapport donne 18 %.</w:t>
+      </w:r>
+    </w:p>
+    <w:p>
+      <w:r>
+        <w:t>Sources : https://www.paris.fr/lieux/parc-monceau-1804 https://fr.wikipedia.org/wiki/Parc_Monceau</w:t>
+      </w:r>
+    </w:p>
+    <w:p>
+      <w:pPr>
+        <w:pStyle w:val="ListNumber"/>
+      </w:pPr>
+      <w:r>
+        <w:t xml:space="preserve">Les autres chiffres employés par le volet communication (100 000 chiens, 0,15 m² par chien, 800 M€ de propreté, Saint-Omer, Béziers, la répartition sociale des propriétaires) sont ceux de </w:t>
+      </w:r>
+      <w:r>
+        <w:rPr>
+          <w:rFonts w:ascii="Consolas" w:hAnsi="Consolas"/>
+          <w:sz w:val="20"/>
+        </w:rPr>
+        <w:t>PITCH-ET-RESUME.md</w:t>
+      </w:r>
+      <w:r>
+        <w:t xml:space="preserve"> et </w:t>
+      </w:r>
+      <w:r>
+        <w:rPr>
+          <w:rFonts w:ascii="Consolas" w:hAnsi="Consolas"/>
+          <w:sz w:val="20"/>
+        </w:rPr>
+        <w:t>PITCH-CITOYEN.md</w:t>
+      </w:r>
+      <w:r>
+        <w:t>, déjà audités en sections 2 et 3.</w:t>
+      </w:r>
+    </w:p>
+    <w:p>
+      <w:pPr>
+        <w:pStyle w:val="ListNumber"/>
+      </w:pPr>
+      <w:r>
+        <w:t xml:space="preserve">Le retrait de </w:t>
+      </w:r>
+      <w:r>
+        <w:rPr>
+          <w:rFonts w:ascii="Consolas" w:hAnsi="Consolas"/>
+          <w:sz w:val="20"/>
+        </w:rPr>
+        <w:t>PITCH-COLLAB-TECHNIQUE-IT.md</w:t>
+      </w:r>
+      <w:r>
+        <w:t xml:space="preserve"> est une décision éditoriale, pas une correction : la pièce technique ne fait pas partie du dossier communiqué.</w:t>
+      </w:r>
+    </w:p>
     <w:sectPr>
       <w:pgSz w:w="12240" w:h="15840"/>
       <w:pgMar w:top="1440" w:right="1800" w:bottom="1440" w:left="1800" w:header="720" w:footer="720" w:gutter="0"/>

--- a/export/pieces/audit-sources.docx
+++ b/export/pieces/audit-sources.docx
@@ -2740,6 +2740,132 @@
         <w:pStyle w:val="ListNumber"/>
       </w:pPr>
       <w:r>
+        <w:rPr>
+          <w:b/>
+        </w:rPr>
+        <w:t>Le comptage national des oiseaux des jardins comme modèle de comptage citoyen.</w:t>
+      </w:r>
+      <w:r>
+        <w:t xml:space="preserve"> </w:t>
+      </w:r>
+      <w:r>
+        <w:rPr>
+          <w:rFonts w:ascii="Consolas" w:hAnsi="Consolas"/>
+          <w:sz w:val="20"/>
+        </w:rPr>
+        <w:t>confirmé</w:t>
+      </w:r>
+      <w:r>
+        <w:t xml:space="preserve"> : organisé par la LPO et l'équipe Vigie-nature (Muséum national d'histoire naturelle, Office français de la biodiversité) depuis 2012 ; près de 100 000 jardins en dix ans, 24 048 contributeurs pour l'édition de janvier 2022 ; deux éditions par an, aux derniers week-ends de janvier et de mai, précisément pour obtenir des périodes comparables ; règle de comptage explicite (« le nombre maximal d'individus vus en même temps », pour éviter les doubles comptes). Sert de référence à l'annexe C du rapport (zone témoin, pré-enregistrement du protocole, créneaux fixes).</w:t>
+      </w:r>
+    </w:p>
+    <w:p>
+      <w:r>
+        <w:t>Sources : https://www.lpo.fr/decouvrir-la-nature/loisirs-nature/grands-rendez-vous/comptage-des-oiseaux-des-jardins https://www.lpo.fr/qui-sommes-nous/espace-presse/communiques/cp-2023/comptage-des-oiseaux-des-jardins-bilan-de-10-ans-de-sciences-citoyennes</w:t>
+      </w:r>
+    </w:p>
+    <w:p>
+      <w:pPr>
+        <w:pStyle w:val="ListNumber"/>
+      </w:pPr>
+      <w:r>
+        <w:rPr>
+          <w:b/>
+        </w:rPr>
+        <w:t>Les motifs du jugement du 6 mai 2025 (TA Montpellier, arrêté ADN de Béziers)</w:t>
+      </w:r>
+      <w:r>
+        <w:t xml:space="preserve"> ont été relus à la source pour la note </w:t>
+      </w:r>
+      <w:r>
+        <w:rPr>
+          <w:rFonts w:ascii="Consolas" w:hAnsi="Consolas"/>
+          <w:sz w:val="20"/>
+        </w:rPr>
+        <w:t>NOTE-JURIDIQUE-COMPTAGE-CITOYEN.md</w:t>
+      </w:r>
+      <w:r>
+        <w:t xml:space="preserve">, qui cite l'extrait exact publié par la LDH : aucune pièce du dossier ne corrobore l'atteinte invoquée pour 2020-2022, l'inefficacité des mesures existantes n'est pas établie, et la mesure n'est « ni nécessaire, ni adaptée, ni proportionnée ». </w:t>
+      </w:r>
+      <w:r>
+        <w:rPr>
+          <w:rFonts w:ascii="Consolas" w:hAnsi="Consolas"/>
+          <w:sz w:val="20"/>
+        </w:rPr>
+        <w:t>confirmé</w:t>
+      </w:r>
+      <w:r>
+        <w:t xml:space="preserve"> (citation reproduite telle que publiée par la LDH, reprise par la presse locale).</w:t>
+      </w:r>
+    </w:p>
+    <w:p>
+      <w:r>
+        <w:t>Sources : https://www.ldh-france.org/beziers-lidentification-genetique-des-chiens/ https://www.20minutes.fr/justice/4153524-20250514-beziers-identification-chiens-adn-contre-dejections-annulee-robert-menard-persiste</w:t>
+      </w:r>
+    </w:p>
+    <w:p>
+      <w:pPr>
+        <w:pStyle w:val="ListNumber"/>
+      </w:pPr>
+      <w:r>
+        <w:rPr>
+          <w:b/>
+        </w:rPr>
+        <w:t>Article 537 du code de procédure pénale</w:t>
+      </w:r>
+      <w:r>
+        <w:t xml:space="preserve"> (les procès-verbaux ou rapports font foi jusqu'à preuve contraire en matière contraventionnelle ; la preuve contraire ne peut être rapportée que par écrit ou par témoins). </w:t>
+      </w:r>
+      <w:r>
+        <w:rPr>
+          <w:rFonts w:ascii="Consolas" w:hAnsi="Consolas"/>
+          <w:sz w:val="20"/>
+        </w:rPr>
+        <w:t>confirmé</w:t>
+      </w:r>
+      <w:r>
+        <w:t xml:space="preserve"> : texte reproduit dans la question écrite du Sénat citée en source ; la note renvoie au code sur Légifrance plutôt qu'à un identifiant d'article.</w:t>
+      </w:r>
+    </w:p>
+    <w:p>
+      <w:r>
+        <w:t>Source : https://www.senat.fr/questions/base/2007/qSEQ070801568.html</w:t>
+      </w:r>
+    </w:p>
+    <w:p>
+      <w:pPr>
+        <w:pStyle w:val="ListNumber"/>
+      </w:pPr>
+      <w:r>
+        <w:rPr>
+          <w:b/>
+        </w:rPr>
+        <w:t>Horodatage électronique qualifié</w:t>
+      </w:r>
+      <w:r>
+        <w:t xml:space="preserve"> (présomption d'exactitude de la date et d'intégrité des données, art. 41 § 2 et 42 du règlement eIDAS) : </w:t>
+      </w:r>
+      <w:r>
+        <w:rPr>
+          <w:rFonts w:ascii="Consolas" w:hAnsi="Consolas"/>
+          <w:sz w:val="20"/>
+        </w:rPr>
+        <w:t>confirmé</w:t>
+      </w:r>
+      <w:r>
+        <w:t xml:space="preserve"> auprès de la page de l'ANSSI sur les services de confiance, qui rappelle aussi qu'un horodatage non qualifié ne peut pas être écarté au seul motif qu'il est électronique.</w:t>
+      </w:r>
+    </w:p>
+    <w:p>
+      <w:r>
+        <w:t>Source : https://cyber.gouv.fr/reglementation/reglementation-identite-confiance-numerique/securite-echanges-voie-electronique/reglement-eidas/services-de-confiance/</w:t>
+      </w:r>
+    </w:p>
+    <w:p>
+      <w:pPr>
+        <w:pStyle w:val="ListNumber"/>
+      </w:pPr>
+      <w:r>
         <w:t xml:space="preserve">Le retrait de </w:t>
       </w:r>
       <w:r>

--- a/export/pieces/audit-sources.docx
+++ b/export/pieces/audit-sources.docx
@@ -2866,6 +2866,64 @@
         <w:pStyle w:val="ListNumber"/>
       </w:pPr>
       <w:r>
+        <w:rPr>
+          <w:b/>
+        </w:rPr>
+        <w:t>Le 13e comme périmètre pilote</w:t>
+      </w:r>
+      <w:r>
+        <w:t xml:space="preserve"> (arbitrage du 29/09/2026). Chiffres vérifiés : </w:t>
+      </w:r>
+      <w:r>
+        <w:rPr>
+          <w:rFonts w:ascii="Consolas" w:hAnsi="Consolas"/>
+          <w:sz w:val="20"/>
+        </w:rPr>
+        <w:t>confirmé</w:t>
+      </w:r>
+      <w:r>
+        <w:t xml:space="preserve"> — 43 sièges au conseil d'arrondissement (12 conseillers de Paris + 31 conseillers d'arrondissement) et maire élu au premier tour de mars 2026 avec 51,52 % des suffrages et 35 des 43 sièges, 116 196 inscrits (Ville de Paris, page « élus d'arrondissements » mise à jour le 31/03/2026 ; résultats des municipales 2026 dans le 13e). </w:t>
+      </w:r>
+      <w:r>
+        <w:rPr>
+          <w:rFonts w:ascii="Consolas" w:hAnsi="Consolas"/>
+          <w:sz w:val="20"/>
+        </w:rPr>
+        <w:t>confirmé avec nuance</w:t>
+      </w:r>
+      <w:r>
+        <w:t xml:space="preserve"> — 62 espaces verts ouverts au public, soit 6 % de la surface, et chiens non tenus en laisse signalés sur la promenade de la petite ceinture à la Poterne des Peupliers : source datée de 2023 (contrat de prévention et de sécurité du 13e), donc à rafraîchir. </w:t>
+      </w:r>
+      <w:r>
+        <w:rPr>
+          <w:rFonts w:ascii="Consolas" w:hAnsi="Consolas"/>
+          <w:sz w:val="20"/>
+        </w:rPr>
+        <w:t>incertain</w:t>
+      </w:r>
+      <w:r>
+        <w:t xml:space="preserve"> — population « près de 180 000 habitants » et 105 665 logements : annuaire et presse locale, pas de source statistique officielle ouverte à ce jour. </w:t>
+      </w:r>
+      <w:r>
+        <w:rPr>
+          <w:b/>
+        </w:rPr>
+        <w:t>Non trouvé</w:t>
+      </w:r>
+      <w:r>
+        <w:t xml:space="preserve"> : le nombre de chiens identifiés dans le 13e. Aucun chiffre fiable — à demander (documents administratifs communicables) avant tout usage public, comme pour le total parisien.</w:t>
+      </w:r>
+    </w:p>
+    <w:p>
+      <w:r>
+        <w:t>Sources : https://www.paris.fr/pages/elus-d-arrondissements-2365 https://www.ici.fr/ile-de-france/paris-75/paris-13e/elections https://cdn.paris.fr/paris/2023/11/14/cpsa-13e_2-juin-2023-Mxbk.pdf</w:t>
+      </w:r>
+    </w:p>
+    <w:p>
+      <w:pPr>
+        <w:pStyle w:val="ListNumber"/>
+      </w:pPr>
+      <w:r>
         <w:t xml:space="preserve">Le retrait de </w:t>
       </w:r>
       <w:r>

--- a/export/pieces/audit-sources.docx
+++ b/export/pieces/audit-sources.docx
@@ -2924,6 +2924,73 @@
         <w:pStyle w:val="ListNumber"/>
       </w:pPr>
       <w:r>
+        <w:rPr>
+          <w:b/>
+        </w:rPr>
+        <w:t>La petite ceinture du 13e (PC 13)</w:t>
+      </w:r>
+      <w:r>
+        <w:t xml:space="preserve"> — vérification faite sur la fiche officielle du lieu, et elle corrige une hypothèse du dossier : </w:t>
+      </w:r>
+      <w:r>
+        <w:rPr>
+          <w:rFonts w:ascii="Consolas" w:hAnsi="Consolas"/>
+          <w:sz w:val="20"/>
+        </w:rPr>
+        <w:t>confirmé</w:t>
+      </w:r>
+      <w:r>
+        <w:t xml:space="preserve"> la surface de 12 234 m², l'ouverture au public depuis 2016, la liaison avec les jardins Charles-Trenet, Moulin-de-la-Pointe et Poterne-des-Peupliers, le label Ecojardin, les horaires (8 h – 20 h 30 en saison, </w:t>
+      </w:r>
+      <w:r>
+        <w:rPr>
+          <w:b/>
+        </w:rPr>
+        <w:t>H24 du troisième lundi d'avril au troisième dimanche de septembre</w:t>
+      </w:r>
+      <w:r>
+        <w:t xml:space="preserve">), et surtout </w:t>
+      </w:r>
+      <w:r>
+        <w:rPr>
+          <w:b/>
+        </w:rPr>
+        <w:t>« Admission animaux : non »</w:t>
+      </w:r>
+      <w:r>
+        <w:t xml:space="preserve">. La ligne du contrat de prévention et de sécurité du 13e (« Promenade de la petite ceinture à la Poterne des Peupliers (SDF et chiens non tenus en laisse) »), déjà citée, a été relue dans le texte intégral du document : </w:t>
+      </w:r>
+      <w:r>
+        <w:rPr>
+          <w:rFonts w:ascii="Consolas" w:hAnsi="Consolas"/>
+          <w:sz w:val="20"/>
+        </w:rPr>
+        <w:t>confirmé</w:t>
+      </w:r>
+      <w:r>
+        <w:t xml:space="preserve">. Conséquence : le site ne peut pas être proposé comme espace de liberté pour chiens ; il est requalifié en site de comptage d'usage, avec l'alternative d'un espace canin dans un jardin voisin. </w:t>
+      </w:r>
+      <w:r>
+        <w:rPr>
+          <w:rFonts w:ascii="Consolas" w:hAnsi="Consolas"/>
+          <w:sz w:val="20"/>
+        </w:rPr>
+        <w:t>incertain</w:t>
+      </w:r>
+      <w:r>
+        <w:t xml:space="preserve"> les ouvertures de nouveaux tronçons annoncées pour 2026 (presse, pas la Ville).</w:t>
+      </w:r>
+    </w:p>
+    <w:p>
+      <w:r>
+        <w:t>Sources : https://www.paris.fr/lieux/petite-ceinture-du-13e-pc-13-18089 https://cdn.paris.fr/paris/2023/11/14/cpsa-13e_2-juin-2023-Mxbk.pdf</w:t>
+      </w:r>
+    </w:p>
+    <w:p>
+      <w:pPr>
+        <w:pStyle w:val="ListNumber"/>
+      </w:pPr>
+      <w:r>
         <w:t xml:space="preserve">Le retrait de </w:t>
       </w:r>
       <w:r>

--- a/export/pieces/audit-sources.docx
+++ b/export/pieces/audit-sources.docx
@@ -2930,7 +2930,7 @@
         <w:t>La petite ceinture du 13e (PC 13)</w:t>
       </w:r>
       <w:r>
-        <w:t xml:space="preserve"> — vérification faite sur la fiche officielle du lieu, et elle corrige une hypothèse du dossier : </w:t>
+        <w:t xml:space="preserve"> — vérifié sur la fiche officielle du lieu : </w:t>
       </w:r>
       <w:r>
         <w:rPr>
@@ -2940,16 +2940,7 @@
         <w:t>confirmé</w:t>
       </w:r>
       <w:r>
-        <w:t xml:space="preserve"> la surface de 12 234 m², l'ouverture au public depuis 2016, la liaison avec les jardins Charles-Trenet, Moulin-de-la-Pointe et Poterne-des-Peupliers, le label Ecojardin, les horaires (8 h – 20 h 30 en saison, </w:t>
-      </w:r>
-      <w:r>
-        <w:rPr>
-          <w:b/>
-        </w:rPr>
-        <w:t>H24 du troisième lundi d'avril au troisième dimanche de septembre</w:t>
-      </w:r>
-      <w:r>
-        <w:t xml:space="preserve">), et surtout </w:t>
+        <w:t xml:space="preserve"> 12 234 m², ouverte en 2016, reliant les jardins Charles-Trenet, Moulin-de-la-Pointe et Poterne-des-Peupliers, label Ecojardin, horaires 8 h – 20 h 30 en saison et H24 du troisième lundi d'avril au troisième dimanche de septembre, et </w:t>
       </w:r>
       <w:r>
         <w:rPr>
@@ -2958,7 +2949,7 @@
         <w:t>« Admission animaux : non »</w:t>
       </w:r>
       <w:r>
-        <w:t xml:space="preserve">. La ligne du contrat de prévention et de sécurité du 13e (« Promenade de la petite ceinture à la Poterne des Peupliers (SDF et chiens non tenus en laisse) »), déjà citée, a été relue dans le texte intégral du document : </w:t>
+        <w:t xml:space="preserve">. La ligne du contrat de prévention et de sécurité du 13e (« SDF et chiens non tenus en laisse ») a été relue dans le texte intégral : </w:t>
       </w:r>
       <w:r>
         <w:rPr>
@@ -2968,17 +2959,7 @@
         <w:t>confirmé</w:t>
       </w:r>
       <w:r>
-        <w:t xml:space="preserve">. Conséquence : le site ne peut pas être proposé comme espace de liberté pour chiens ; il est requalifié en site de comptage d'usage, avec l'alternative d'un espace canin dans un jardin voisin. </w:t>
-      </w:r>
-      <w:r>
-        <w:rPr>
-          <w:rFonts w:ascii="Consolas" w:hAnsi="Consolas"/>
-          <w:sz w:val="20"/>
-        </w:rPr>
-        <w:t>incertain</w:t>
-      </w:r>
-      <w:r>
-        <w:t xml:space="preserve"> les ouvertures de nouveaux tronçons annoncées pour 2026 (presse, pas la Ville).</w:t>
+        <w:t>. Conséquence retenue dans le dossier : ce lieu ne peut pas être proposé comme espace de liberté, seulement comme site de comptage d'usage.</w:t>
       </w:r>
     </w:p>
     <w:p>
